--- a/DEG-NDA-Template.docx
+++ b/DEG-NDA-Template.docx
@@ -2303,33 +2303,11 @@
         <w:t>The Confidential Information shall remain the property of Discloser.</w:t>
       </w:r>
       <w:r>
-        <w:t xml:space="preserve"> </w:t>
-      </w:r>
-      <w:ins w:id="1" w:author="Danielle Cotter" w:date="2025-08-19T14:55:00Z">
-        <w:r>
-          <w:t xml:space="preserve">The processing of Confidential Information by machine learning or </w:t>
-        </w:r>
-      </w:ins>
-      <w:ins w:id="2" w:author="Danielle Cotter" w:date="2025-08-19T14:56:00Z">
-        <w:r>
-          <w:t>artificial</w:t>
-        </w:r>
-      </w:ins>
-      <w:ins w:id="3" w:author="Danielle Cotter" w:date="2025-08-19T14:55:00Z">
-        <w:r>
-          <w:t xml:space="preserve"> </w:t>
-        </w:r>
-      </w:ins>
-      <w:ins w:id="4" w:author="Danielle Cotter" w:date="2025-08-19T14:56:00Z">
-        <w:r>
-          <w:t>intelligence models</w:t>
-        </w:r>
-      </w:ins>
-      <w:ins w:id="5" w:author="Danielle Cotter" w:date="2025-08-19T15:02:00Z">
-        <w:r>
-          <w:t xml:space="preserve"> shall not be considered a violation of this subsection (a). </w:t>
-        </w:r>
-      </w:ins>
+        <w:t xml:space="preserve"> The processing of Confidential Information by machine learning or artificial intelligence models</w:t>
+      </w:r>
+      <w:r>
+        <w:t xml:space="preserve"> shall not be considered a violation of this subsection (a). </w:t>
+      </w:r>
     </w:p>
     <w:p>
       <w:pPr>
@@ -8174,7 +8152,7 @@
       <w:r>
         <w:t>Name</w:t>
       </w:r>
-      <w:bookmarkStart w:id="6" w:name="_Hlk174449912"/>
+      <w:bookmarkStart w:id="1" w:name="_Hlk174449912"/>
       <w:r>
         <w:t>:</w:t>
       </w:r>
@@ -8198,7 +8176,7 @@
         </w:rPr>
         <w:tab/>
       </w:r>
-      <w:bookmarkEnd w:id="6"/>
+      <w:bookmarkEnd w:id="1"/>
     </w:p>
     <w:p>
       <w:pPr>
@@ -9415,14 +9393,6 @@
     <w:abstractNumId w:val="0"/>
   </w:num>
 </w:numbering>
-</file>
-
-<file path=word/people.xml><?xml version="1.0" encoding="utf-8"?>
-<w15:people xmlns:wpc="http://schemas.microsoft.com/office/word/2010/wordprocessingCanvas" xmlns:cx="http://schemas.microsoft.com/office/drawing/2014/chartex" xmlns:cx1="http://schemas.microsoft.com/office/drawing/2015/9/8/chartex" xmlns:cx2="http://schemas.microsoft.com/office/drawing/2015/10/21/chartex" xmlns:cx3="http://schemas.microsoft.com/office/drawing/2016/5/9/chartex" xmlns:cx4="http://schemas.microsoft.com/office/drawing/2016/5/10/chartex" xmlns:cx5="http://schemas.microsoft.com/office/drawing/2016/5/11/chartex" xmlns:cx6="http://schemas.microsoft.com/office/drawing/2016/5/12/chartex" xmlns:cx7="http://schemas.microsoft.com/office/drawing/2016/5/13/chartex" xmlns:cx8="http://schemas.microsoft.com/office/drawing/2016/5/14/chartex" xmlns:mc="http://schemas.openxmlformats.org/markup-compatibility/2006" xmlns:aink="http://schemas.microsoft.com/office/drawing/2016/ink" xmlns:am3d="http://schemas.microsoft.com/office/drawing/2017/model3d" xmlns:o="urn:schemas-microsoft-com:office:office" xmlns:oel="http://schemas.microsoft.com/office/2019/extlst" xmlns:r="http://schemas.openxmlformats.org/officeDocument/2006/relationships" xmlns:m="http://schemas.openxmlformats.org/officeDocument/2006/math" xmlns:v="urn:schemas-microsoft-com:vml" xmlns:wp14="http://schemas.microsoft.com/office/word/2010/wordprocessingDrawing" xmlns:wp="http://schemas.openxmlformats.org/drawingml/2006/wordprocessingDrawing" xmlns:w10="urn:schemas-microsoft-com:office:word" xmlns:w="http://schemas.openxmlformats.org/wordprocessingml/2006/main" xmlns:w14="http://schemas.microsoft.com/office/word/2010/wordml" xmlns:w15="http://schemas.microsoft.com/office/word/2012/wordml" xmlns:w16cex="http://schemas.microsoft.com/office/word/2018/wordml/cex" xmlns:w16cid="http://schemas.microsoft.com/office/word/2016/wordml/cid" xmlns:w16="http://schemas.microsoft.com/office/word/2018/wordml" xmlns:w16du="http://schemas.microsoft.com/office/word/2023/wordml/word16du" xmlns:w16sdtdh="http://schemas.microsoft.com/office/word/2020/wordml/sdtdatahash" xmlns:w16sdtfl="http://schemas.microsoft.com/office/word/2024/wordml/sdtformatlock" xmlns:w16se="http://schemas.microsoft.com/office/word/2015/wordml/symex" xmlns:wpg="http://schemas.microsoft.com/office/word/2010/wordprocessingGroup" xmlns:wpi="http://schemas.microsoft.com/office/word/2010/wordprocessingInk" xmlns:wne="http://schemas.microsoft.com/office/word/2006/wordml" xmlns:wps="http://schemas.microsoft.com/office/word/2010/wordprocessingShape" mc:Ignorable="w14 w15 w16se w16cid w16 w16cex w16sdtdh w16sdtfl w16du wp14">
-  <w15:person w15:author="Danielle Cotter">
-    <w15:presenceInfo w15:providerId="None" w15:userId="Danielle Cotter"/>
-  </w15:person>
-</w15:people>
 </file>
 
 <file path=word/styles.xml><?xml version="1.0" encoding="utf-8"?>
@@ -10248,6 +10218,23 @@
 </file>
 
 <file path=customXml/item1.xml><?xml version="1.0" encoding="utf-8"?>
+<?mso-contentType ?>
+<FormTemplates xmlns="http://schemas.microsoft.com/sharepoint/v3/contenttype/forms">
+  <Display>DocumentLibraryForm</Display>
+  <Edit>DocumentLibraryForm</Edit>
+  <New>DocumentLibraryForm</New>
+</FormTemplates>
+</file>
+
+<file path=customXml/item2.xml><?xml version="1.0" encoding="utf-8"?>
+<p:properties xmlns:p="http://schemas.microsoft.com/office/2006/metadata/properties" xmlns:xsi="http://www.w3.org/2001/XMLSchema-instance" xmlns:pc="http://schemas.microsoft.com/office/infopath/2007/PartnerControls">
+  <documentManagement>
+    <_activity xmlns="6710df45-73d7-420d-85dd-8ec7ecc2886f" xsi:nil="true"/>
+  </documentManagement>
+</p:properties>
+</file>
+
+<file path=customXml/item3.xml><?xml version="1.0" encoding="utf-8"?>
 <ct:contentTypeSchema xmlns:ct="http://schemas.microsoft.com/office/2006/metadata/contentType" xmlns:ma="http://schemas.microsoft.com/office/2006/metadata/properties/metaAttributes" ct:_="" ma:_="" ma:contentTypeName="Document" ma:contentTypeID="0x010100C08BA40D82F77948B6D549A0FACDFD5F" ma:contentTypeVersion="10" ma:contentTypeDescription="Create a new document." ma:contentTypeScope="" ma:versionID="422594ffef07ddd81ea6a7396e57d578">
   <xsd:schema xmlns:xsd="http://www.w3.org/2001/XMLSchema" xmlns:xs="http://www.w3.org/2001/XMLSchema" xmlns:p="http://schemas.microsoft.com/office/2006/metadata/properties" xmlns:ns3="6710df45-73d7-420d-85dd-8ec7ecc2886f" targetNamespace="http://schemas.microsoft.com/office/2006/metadata/properties" ma:root="true" ma:fieldsID="2a8f64792d32bafd916872ef8a1d78da" ns3:_="">
     <xsd:import namespace="6710df45-73d7-420d-85dd-8ec7ecc2886f"/>
@@ -10429,24 +10416,25 @@
 </ct:contentTypeSchema>
 </file>
 
-<file path=customXml/item2.xml><?xml version="1.0" encoding="utf-8"?>
-<p:properties xmlns:p="http://schemas.microsoft.com/office/2006/metadata/properties" xmlns:xsi="http://www.w3.org/2001/XMLSchema-instance" xmlns:pc="http://schemas.microsoft.com/office/infopath/2007/PartnerControls">
-  <documentManagement>
-    <_activity xmlns="6710df45-73d7-420d-85dd-8ec7ecc2886f" xsi:nil="true"/>
-  </documentManagement>
-</p:properties>
+<file path=customXml/itemProps1.xml><?xml version="1.0" encoding="utf-8"?>
+<ds:datastoreItem xmlns:ds="http://schemas.openxmlformats.org/officeDocument/2006/customXml" ds:itemID="{AAB953C3-3FFD-4F82-9AAA-C0F997915E37}">
+  <ds:schemaRefs>
+    <ds:schemaRef ds:uri="http://schemas.microsoft.com/sharepoint/v3/contenttype/forms"/>
+  </ds:schemaRefs>
+</ds:datastoreItem>
 </file>
 
-<file path=customXml/item3.xml><?xml version="1.0" encoding="utf-8"?>
-<?mso-contentType ?>
-<FormTemplates xmlns="http://schemas.microsoft.com/sharepoint/v3/contenttype/forms">
-  <Display>DocumentLibraryForm</Display>
-  <Edit>DocumentLibraryForm</Edit>
-  <New>DocumentLibraryForm</New>
-</FormTemplates>
+<file path=customXml/itemProps2.xml><?xml version="1.0" encoding="utf-8"?>
+<ds:datastoreItem xmlns:ds="http://schemas.openxmlformats.org/officeDocument/2006/customXml" ds:itemID="{4F284CFD-88F5-4E86-A6EA-13063D91841B}">
+  <ds:schemaRefs>
+    <ds:schemaRef ds:uri="http://schemas.microsoft.com/office/2006/metadata/properties"/>
+    <ds:schemaRef ds:uri="http://schemas.microsoft.com/office/infopath/2007/PartnerControls"/>
+    <ds:schemaRef ds:uri="6710df45-73d7-420d-85dd-8ec7ecc2886f"/>
+  </ds:schemaRefs>
+</ds:datastoreItem>
 </file>
 
-<file path=customXml/itemProps1.xml><?xml version="1.0" encoding="utf-8"?>
+<file path=customXml/itemProps3.xml><?xml version="1.0" encoding="utf-8"?>
 <ds:datastoreItem xmlns:ds="http://schemas.openxmlformats.org/officeDocument/2006/customXml" ds:itemID="{48F46171-0CDD-4C7D-92D0-8CDB0FD1C548}">
   <ds:schemaRefs>
     <ds:schemaRef ds:uri="http://schemas.microsoft.com/office/2006/metadata/contentType"/>
@@ -10462,28 +10450,4 @@
     <ds:schemaRef ds:uri="http://schemas.microsoft.com/internal/obd"/>
   </ds:schemaRefs>
 </ds:datastoreItem>
-</file>
-
-<file path=customXml/itemProps2.xml><?xml version="1.0" encoding="utf-8"?>
-<ds:datastoreItem xmlns:ds="http://schemas.openxmlformats.org/officeDocument/2006/customXml" ds:itemID="{4F284CFD-88F5-4E86-A6EA-13063D91841B}">
-  <ds:schemaRefs>
-    <ds:schemaRef ds:uri="http://schemas.openxmlformats.org/package/2006/metadata/core-properties"/>
-    <ds:schemaRef ds:uri="http://purl.org/dc/terms/"/>
-    <ds:schemaRef ds:uri="http://schemas.microsoft.com/office/infopath/2007/PartnerControls"/>
-    <ds:schemaRef ds:uri="http://schemas.microsoft.com/office/2006/documentManagement/types"/>
-    <ds:schemaRef ds:uri="http://purl.org/dc/elements/1.1/"/>
-    <ds:schemaRef ds:uri="http://schemas.microsoft.com/office/2006/metadata/properties"/>
-    <ds:schemaRef ds:uri="6710df45-73d7-420d-85dd-8ec7ecc2886f"/>
-    <ds:schemaRef ds:uri="http://www.w3.org/XML/1998/namespace"/>
-    <ds:schemaRef ds:uri="http://purl.org/dc/dcmitype/"/>
-  </ds:schemaRefs>
-</ds:datastoreItem>
-</file>
-
-<file path=customXml/itemProps3.xml><?xml version="1.0" encoding="utf-8"?>
-<ds:datastoreItem xmlns:ds="http://schemas.openxmlformats.org/officeDocument/2006/customXml" ds:itemID="{AAB953C3-3FFD-4F82-9AAA-C0F997915E37}">
-  <ds:schemaRefs>
-    <ds:schemaRef ds:uri="http://schemas.microsoft.com/sharepoint/v3/contenttype/forms"/>
-  </ds:schemaRefs>
-</ds:datastoreItem>
 </file>